--- a/Documents/API Documents/1. Outside Bar Alert.docx
+++ b/Documents/API Documents/1. Outside Bar Alert.docx
@@ -19,6 +19,7 @@
       <w:pPr>
         <w:pStyle w:val="4"/>
         <w:numPr>
+          <w:ilvl w:val="0"/>
           <w:numId w:val="0"/>
         </w:numPr>
         <w:rPr>
@@ -86,6 +87,7 @@
       <w:pPr>
         <w:pStyle w:val="4"/>
         <w:numPr>
+          <w:ilvl w:val="0"/>
           <w:numId w:val="0"/>
         </w:numPr>
         <w:rPr>
@@ -198,6 +200,7 @@
       <w:pPr>
         <w:pStyle w:val="4"/>
         <w:numPr>
+          <w:ilvl w:val="0"/>
           <w:numId w:val="0"/>
         </w:numPr>
         <w:rPr>
@@ -334,6 +337,7 @@
       <w:pPr>
         <w:pStyle w:val="4"/>
         <w:numPr>
+          <w:ilvl w:val="0"/>
           <w:numId w:val="0"/>
         </w:numPr>
         <w:rPr>
@@ -341,8 +345,6 @@
           <w:lang w:val="en-US"/>
         </w:rPr>
       </w:pPr>
-      <w:bookmarkStart w:id="0" w:name="_GoBack"/>
-      <w:bookmarkEnd w:id="0"/>
       <w:r>
         <w:rPr>
           <w:rFonts w:hint="default"/>
@@ -543,7 +545,129 @@
                 <w:rFonts w:ascii="Calibri" w:hAnsi="Calibri"/>
                 <w:sz w:val="21"/>
               </w:rPr>
-              <w:t>/api/eodanalytics/MarketAlert/OutsideBar/{exchange}/{ticker?}</w:t>
+              <w:t>/api/eodanalytics/</w:t>
+            </w:r>
+            <w:r>
+              <w:rPr>
+                <w:rFonts w:hint="default" w:ascii="Calibri" w:hAnsi="Calibri"/>
+                <w:sz w:val="21"/>
+              </w:rPr>
+              <w:t>TechnicalScreeners</w:t>
+            </w:r>
+            <w:r>
+              <w:rPr>
+                <w:rFonts w:ascii="Calibri" w:hAnsi="Calibri"/>
+                <w:sz w:val="21"/>
+              </w:rPr>
+              <w:t>/OutsideBar/{exchange}/{ticker?}</w:t>
+            </w:r>
+          </w:p>
+        </w:tc>
+      </w:tr>
+      <w:tr>
+        <w:tblPrEx>
+          <w:tblBorders>
+            <w:top w:val="single" w:color="auto" w:sz="4" w:space="0"/>
+            <w:left w:val="single" w:color="auto" w:sz="4" w:space="0"/>
+            <w:bottom w:val="single" w:color="auto" w:sz="4" w:space="0"/>
+            <w:right w:val="single" w:color="auto" w:sz="4" w:space="0"/>
+            <w:insideH w:val="single" w:color="auto" w:sz="4" w:space="0"/>
+            <w:insideV w:val="single" w:color="auto" w:sz="4" w:space="0"/>
+          </w:tblBorders>
+          <w:tblCellMar>
+            <w:top w:w="0" w:type="dxa"/>
+            <w:left w:w="10" w:type="dxa"/>
+            <w:bottom w:w="0" w:type="dxa"/>
+            <w:right w:w="10" w:type="dxa"/>
+          </w:tblCellMar>
+        </w:tblPrEx>
+        <w:tc>
+          <w:tcPr>
+            <w:tcW w:w="1625" w:type="dxa"/>
+            <w:tcBorders>
+              <w:top w:val="single" w:color="BFC5CD" w:sz="4" w:space="0"/>
+              <w:left w:val="single" w:color="BFC5CD" w:sz="4" w:space="0"/>
+              <w:bottom w:val="single" w:color="BFC5CD" w:sz="4" w:space="0"/>
+              <w:right w:val="single" w:color="BFC5CD" w:sz="4" w:space="0"/>
+            </w:tcBorders>
+            <w:tcMar>
+              <w:top w:w="60" w:type="dxa"/>
+              <w:left w:w="100" w:type="dxa"/>
+              <w:bottom w:w="60" w:type="dxa"/>
+              <w:right w:w="100" w:type="dxa"/>
+            </w:tcMar>
+          </w:tcPr>
+          <w:p>
+            <w:pPr>
+              <w:spacing w:after="0"/>
+              <w:rPr>
+                <w:rFonts w:ascii="Calibri" w:hAnsi="Calibri"/>
+                <w:sz w:val="21"/>
+              </w:rPr>
+            </w:pPr>
+            <w:r>
+              <w:rPr>
+                <w:rFonts w:ascii="Calibri" w:hAnsi="Calibri"/>
+                <w:sz w:val="21"/>
+              </w:rPr>
+              <w:t>GET</w:t>
+            </w:r>
+          </w:p>
+        </w:tc>
+        <w:tc>
+          <w:tcPr>
+            <w:tcW w:w="7404" w:type="dxa"/>
+            <w:tcBorders>
+              <w:top w:val="single" w:color="BFC5CD" w:sz="4" w:space="0"/>
+              <w:left w:val="single" w:color="BFC5CD" w:sz="4" w:space="0"/>
+              <w:bottom w:val="single" w:color="BFC5CD" w:sz="4" w:space="0"/>
+              <w:right w:val="single" w:color="BFC5CD" w:sz="4" w:space="0"/>
+            </w:tcBorders>
+            <w:tcMar>
+              <w:top w:w="60" w:type="dxa"/>
+              <w:left w:w="100" w:type="dxa"/>
+              <w:bottom w:w="60" w:type="dxa"/>
+              <w:right w:w="100" w:type="dxa"/>
+            </w:tcMar>
+          </w:tcPr>
+          <w:p>
+            <w:pPr>
+              <w:spacing w:after="0"/>
+              <w:rPr>
+                <w:rFonts w:ascii="Calibri" w:hAnsi="Calibri"/>
+                <w:sz w:val="21"/>
+              </w:rPr>
+            </w:pPr>
+            <w:r>
+              <w:rPr>
+                <w:rFonts w:ascii="Calibri" w:hAnsi="Calibri"/>
+                <w:sz w:val="21"/>
+              </w:rPr>
+              <w:t>/api/eodanalytics/</w:t>
+            </w:r>
+            <w:r>
+              <w:rPr>
+                <w:rFonts w:hint="default" w:ascii="Calibri" w:hAnsi="Calibri"/>
+                <w:sz w:val="21"/>
+              </w:rPr>
+              <w:t>TechnicalScreeners</w:t>
+            </w:r>
+            <w:r>
+              <w:rPr>
+                <w:rFonts w:hint="default"/>
+                <w:sz w:val="21"/>
+                <w:lang w:val="en-US"/>
+              </w:rPr>
+              <w:t>Live</w:t>
+            </w:r>
+            <w:bookmarkStart w:id="0" w:name="_GoBack"/>
+            <w:bookmarkEnd w:id="0"/>
+            <w:r>
+              <w:rPr>
+                <w:rFonts w:ascii="Calibri" w:hAnsi="Calibri"/>
+                <w:sz w:val="21"/>
+              </w:rPr>
+              <w:t>/OutsideBar/{exchange}/{ticker?}</w:t>
             </w:r>
           </w:p>
         </w:tc>
@@ -1108,12 +1232,6 @@
             <w:insideH w:val="single" w:color="auto" w:sz="4" w:space="0"/>
             <w:insideV w:val="single" w:color="auto" w:sz="4" w:space="0"/>
           </w:tblBorders>
-          <w:tblCellMar>
-            <w:top w:w="0" w:type="dxa"/>
-            <w:left w:w="10" w:type="dxa"/>
-            <w:bottom w:w="0" w:type="dxa"/>
-            <w:right w:w="10" w:type="dxa"/>
-          </w:tblCellMar>
         </w:tblPrEx>
         <w:trPr>
           <w:tblHeader/>
